--- a/testakten/robotikrecht-roboterflotte-vellbruck-muenchen/48_security_by_design_sprint.docx
+++ b/testakten/robotikrecht-roboterflotte-vellbruck-muenchen/48_security_by_design_sprint.docx
@@ -37,7 +37,7 @@
         <w:jc w:val="left"/>
       </w:pPr>
       <w:r>
-        <w:t>Dieses Aktenstück betrifft Threat Model, SBOM, Patch. Es ist nicht abschließend freigegeben. Die technische Seite spricht in Versionen, Tickets und Parametern; die rechtliche Seite muss daraus Rollen, Zweckbestimmung, Pflichtenkreis und Beweisrisiko bilden.</w:t>
+        <w:t>Dieser Sprintplan härtet die Update- und Kommunikationswege der Produkte nach dem Befund VR-884. Er verbindet Threat Model, SBOM-Pflege und Patch-Prozess zu einem prüfbaren Sicherheitsprozess.</w:t>
       </w:r>
     </w:p>
     <w:p>
@@ -56,13 +56,7 @@
         <w:pStyle w:val="ListBullet"/>
       </w:pPr>
       <w:r>
-        <w:rPr>
-          <w:b/>
-        </w:rPr>
-        <w:t>Threat Model:</w:t>
-      </w:r>
-      <w:r>
-        <w:t xml:space="preserve"> Die Akte enthält hierzu widersprüchliche Hinweise. Für die rechtliche Bewertung muss geklärt werden, ob die Aussage aus Vertrag, Anleitung, Produktakte, Marketing, Logdaten oder nachträglicher Krisenkommunikation stammt.</w:t>
+        <w:t>Threat Model: Das Modell wird auf den Ist-Zustand gehoben: Angreifermodelle für Updatekanal, Fernwartung und physische Bedienschnittstellen einschließlich Betreiber-Missbrauch.</w:t>
       </w:r>
     </w:p>
     <w:p>
@@ -70,13 +64,7 @@
         <w:pStyle w:val="ListBullet"/>
       </w:pPr>
       <w:r>
-        <w:rPr>
-          <w:b/>
-        </w:rPr>
-        <w:t>SBOM:</w:t>
-      </w:r>
-      <w:r>
-        <w:t xml:space="preserve"> Die Akte enthält hierzu widersprüchliche Hinweise. Für die rechtliche Bewertung muss geklärt werden, ob die Aussage aus Vertrag, Anleitung, Produktakte, Marketing, Logdaten oder nachträglicher Krisenkommunikation stammt.</w:t>
+        <w:t>SBOM: Die SBOM wird release-gebunden erzeugt und mit Schwachstellen-Feeds abgeglichen; Alarme laufen an ein definiertes Response-Team.</w:t>
       </w:r>
     </w:p>
     <w:p>
@@ -84,13 +72,7 @@
         <w:pStyle w:val="ListBullet"/>
       </w:pPr>
       <w:r>
-        <w:rPr>
-          <w:b/>
-        </w:rPr>
-        <w:t>Patch:</w:t>
-      </w:r>
-      <w:r>
-        <w:t xml:space="preserve"> Die Akte enthält hierzu widersprüchliche Hinweise. Für die rechtliche Bewertung muss geklärt werden, ob die Aussage aus Vertrag, Anleitung, Produktakte, Marketing, Logdaten oder nachträglicher Krisenkommunikation stammt.</w:t>
+        <w:t>Patch: Der Patch-Prozess erhält eine Notfallspur für aktiv ausgenutzte Schwachstellen mit verkürzter, aber dokumentierter Prüfung.</w:t>
       </w:r>
     </w:p>
     <w:p>
@@ -109,7 +91,7 @@
         <w:jc w:val="left"/>
       </w:pPr>
       <w:r>
-        <w:t>Die Unterlage ist bewusst nicht glatt: Vertrieb, Technik, Datenschutz, Qualitätssicherung und Geschäftsführung verwenden nicht immer dieselben Produktnamen. Gerade daraus entsteht das juristische Problem, weil Zweckbestimmung, tatsächliche Nutzung, Werbeaussage und Updatepraxis auseinanderlaufen.</w:t>
+        <w:t>Das bisherige Threat Model stammt aus der Entwicklungsphase 2024 und kennt weder den Legacy-Updatekanal noch die Ferndiagnose; die SBOM ist unvollständig (Aktenstück 24).</w:t>
       </w:r>
     </w:p>
     <w:p>
@@ -117,23 +99,7 @@
         <w:jc w:val="left"/>
       </w:pPr>
       <w:r>
-        <w:t>Für die rechtliche Bewertung müssen die technischen Annahmen jeweils mit der Produktakte abgeglichen werden. Eine Risikobeurteilung, die nur den Laborzustand beschreibt, trägt den Pilotbetrieb im Lager oder im Pflegezimmer nicht automatisch.</w:t>
-      </w:r>
-    </w:p>
-    <w:p>
-      <w:pPr>
-        <w:jc w:val="left"/>
-      </w:pPr>
-      <w:r>
-        <w:t>Die Akte enthält mehrere Spuren, die sich gegenseitig widersprechen: Der Betreiber spricht von einem autonomen Flottensystem, die CE-Unterlage von einem assistierten Transportmittel, die Marketingfolien von lernender Umgebungserkennung und die Bedienungsanleitung von festen Sicherheitszonen.</w:t>
-      </w:r>
-    </w:p>
-    <w:p>
-      <w:pPr>
-        <w:jc w:val="left"/>
-      </w:pPr>
-      <w:r>
-        <w:t>Die Kanzlei soll keine finale technische Konformität bescheinigen, sondern entscheiden, welche Unterlagen fehlen, welche Sofortmaßnahmen nötig sind und welche Aussagen gegenüber Behörde, Kunden, Versicherer und Betroffenen vertretbar sind.</w:t>
+        <w:t>Der Sprint adressiert die drei kritischen Pfade: Updatekanal, Fernwartungszugänge, Admin-Menü.</w:t>
       </w:r>
     </w:p>
     <w:p>
@@ -152,10 +118,7 @@
         <w:pStyle w:val="Heading3"/>
       </w:pPr>
       <w:r>
-        <w:rPr>
-          <w:rFonts w:ascii="Times New Roman" w:hAnsi="Times New Roman"/>
-        </w:rPr>
-        <w:t>Punkt 1</w:t>
+        <w:t>Threat Model</w:t>
       </w:r>
     </w:p>
     <w:p>
@@ -163,7 +126,15 @@
         <w:jc w:val="left"/>
       </w:pPr>
       <w:r>
-        <w:t>Im Gespräch mit Leonie Rottkamp, Bertram Kiendl und Jasper Rodenwald wurde deutlich, dass die Produktlinie nicht mit einer einzigen rechtlichen Schublade erfasst werden kann. Die Vellbruck Robotics GmbH liefert Hardware, Steuerungssoftware, Cloudfunktionen, Wartung und gelegentlich eine kundenspezifische Parametrisierung. Beim Betreiber Münchner Feinlogistik GmbH wurden Schutzfelder verändert, ohne dass klar ist, ob dies vom Admin-Panel gedeckt oder nur technisch möglich war. Der Pflegepilot im St.-Ludgerus-Klinikum München-Sendling verschärft die Lage, weil dort Sensorik, vulnerable Personen und medizinische Nähe zusammentreffen.</w:t>
+        <w:t>Die Ergebnisse werden gegen die Events vom 27.05.2026 validiert: Jedes reale Event muss im Modell einen Pfad haben, sonst ist das Modell unvollständig.</w:t>
+      </w:r>
+    </w:p>
+    <w:p>
+      <w:pPr>
+        <w:pStyle w:val="Heading3"/>
+      </w:pPr>
+      <w:r>
+        <w:t>SBOM</w:t>
       </w:r>
     </w:p>
     <w:p>
@@ -171,7 +142,7 @@
         <w:jc w:val="left"/>
       </w:pPr>
       <w:r>
-        <w:t>Für die anwaltliche Bearbeitung sollte zu diesem Punkt eine Belegspur angelegt werden: Dokument, Version, Datum, Verfasser, technische Quelle, rechtliche Relevanz und offene Rückfrage. Besonders gefährlich sind Formulierungen wie „selbstlernend“, „voll autonom“, „MDR-ready“, „sicher ohne Schutzzaun“ oder „keine personenbezogenen Daten“, wenn die technische Dokumentation das nicht trägt.</w:t>
+        <w:t>Das Response-Team (Technik, QM, Recht) erhält Meldefristen-Vorlagen, damit Bewertung und etwaige Behördenmeldung ohne Anlaufzeit starten.</w:t>
       </w:r>
     </w:p>
     <w:p>
@@ -179,10 +150,7 @@
         <w:pStyle w:val="Heading3"/>
       </w:pPr>
       <w:r>
-        <w:rPr>
-          <w:rFonts w:ascii="Times New Roman" w:hAnsi="Times New Roman"/>
-        </w:rPr>
-        <w:t>Punkt 2</w:t>
+        <w:t>Patch</w:t>
       </w:r>
     </w:p>
     <w:p>
@@ -190,150 +158,7 @@
         <w:jc w:val="left"/>
       </w:pPr>
       <w:r>
-        <w:t>Im Gespräch mit Leonie Rottkamp, Bertram Kiendl und Jasper Rodenwald wurde deutlich, dass die Produktlinie nicht mit einer einzigen rechtlichen Schublade erfasst werden kann. Die Vellbruck Robotics GmbH liefert Hardware, Steuerungssoftware, Cloudfunktionen, Wartung und gelegentlich eine kundenspezifische Parametrisierung. Beim Betreiber Münchner Feinlogistik GmbH wurden Schutzfelder verändert, ohne dass klar ist, ob dies vom Admin-Panel gedeckt oder nur technisch möglich war. Der Pflegepilot im St.-Ludgerus-Klinikum München-Sendling verschärft die Lage, weil dort Sensorik, vulnerable Personen und medizinische Nähe zusammentreffen.</w:t>
-      </w:r>
-    </w:p>
-    <w:p>
-      <w:pPr>
-        <w:jc w:val="left"/>
-      </w:pPr>
-      <w:r>
-        <w:t>Für die anwaltliche Bearbeitung sollte zu diesem Punkt eine Belegspur angelegt werden: Dokument, Version, Datum, Verfasser, technische Quelle, rechtliche Relevanz und offene Rückfrage. Besonders gefährlich sind Formulierungen wie „selbstlernend“, „voll autonom“, „MDR-ready“, „sicher ohne Schutzzaun“ oder „keine personenbezogenen Daten“, wenn die technische Dokumentation das nicht trägt.</w:t>
-      </w:r>
-    </w:p>
-    <w:p>
-      <w:pPr>
-        <w:pStyle w:val="Heading3"/>
-      </w:pPr>
-      <w:r>
-        <w:rPr>
-          <w:rFonts w:ascii="Times New Roman" w:hAnsi="Times New Roman"/>
-        </w:rPr>
-        <w:t>Punkt 3</w:t>
-      </w:r>
-    </w:p>
-    <w:p>
-      <w:pPr>
-        <w:jc w:val="left"/>
-      </w:pPr>
-      <w:r>
-        <w:t>Im Gespräch mit Leonie Rottkamp, Bertram Kiendl und Jasper Rodenwald wurde deutlich, dass die Produktlinie nicht mit einer einzigen rechtlichen Schublade erfasst werden kann. Die Vellbruck Robotics GmbH liefert Hardware, Steuerungssoftware, Cloudfunktionen, Wartung und gelegentlich eine kundenspezifische Parametrisierung. Beim Betreiber Münchner Feinlogistik GmbH wurden Schutzfelder verändert, ohne dass klar ist, ob dies vom Admin-Panel gedeckt oder nur technisch möglich war. Der Pflegepilot im St.-Ludgerus-Klinikum München-Sendling verschärft die Lage, weil dort Sensorik, vulnerable Personen und medizinische Nähe zusammentreffen.</w:t>
-      </w:r>
-    </w:p>
-    <w:p>
-      <w:pPr>
-        <w:jc w:val="left"/>
-      </w:pPr>
-      <w:r>
-        <w:t>Für die anwaltliche Bearbeitung sollte zu diesem Punkt eine Belegspur angelegt werden: Dokument, Version, Datum, Verfasser, technische Quelle, rechtliche Relevanz und offene Rückfrage. Besonders gefährlich sind Formulierungen wie „selbstlernend“, „voll autonom“, „MDR-ready“, „sicher ohne Schutzzaun“ oder „keine personenbezogenen Daten“, wenn die technische Dokumentation das nicht trägt.</w:t>
-      </w:r>
-    </w:p>
-    <w:p>
-      <w:pPr>
-        <w:pStyle w:val="Heading3"/>
-      </w:pPr>
-      <w:r>
-        <w:rPr>
-          <w:rFonts w:ascii="Times New Roman" w:hAnsi="Times New Roman"/>
-        </w:rPr>
-        <w:t>Punkt 4</w:t>
-      </w:r>
-    </w:p>
-    <w:p>
-      <w:pPr>
-        <w:jc w:val="left"/>
-      </w:pPr>
-      <w:r>
-        <w:t>Im Gespräch mit Leonie Rottkamp, Bertram Kiendl und Jasper Rodenwald wurde deutlich, dass die Produktlinie nicht mit einer einzigen rechtlichen Schublade erfasst werden kann. Die Vellbruck Robotics GmbH liefert Hardware, Steuerungssoftware, Cloudfunktionen, Wartung und gelegentlich eine kundenspezifische Parametrisierung. Beim Betreiber Münchner Feinlogistik GmbH wurden Schutzfelder verändert, ohne dass klar ist, ob dies vom Admin-Panel gedeckt oder nur technisch möglich war. Der Pflegepilot im St.-Ludgerus-Klinikum München-Sendling verschärft die Lage, weil dort Sensorik, vulnerable Personen und medizinische Nähe zusammentreffen.</w:t>
-      </w:r>
-    </w:p>
-    <w:p>
-      <w:pPr>
-        <w:jc w:val="left"/>
-      </w:pPr>
-      <w:r>
-        <w:t>Für die anwaltliche Bearbeitung sollte zu diesem Punkt eine Belegspur angelegt werden: Dokument, Version, Datum, Verfasser, technische Quelle, rechtliche Relevanz und offene Rückfrage. Besonders gefährlich sind Formulierungen wie „selbstlernend“, „voll autonom“, „MDR-ready“, „sicher ohne Schutzzaun“ oder „keine personenbezogenen Daten“, wenn die technische Dokumentation das nicht trägt.</w:t>
-      </w:r>
-    </w:p>
-    <w:p>
-      <w:pPr>
-        <w:pStyle w:val="Heading3"/>
-      </w:pPr>
-      <w:r>
-        <w:rPr>
-          <w:rFonts w:ascii="Times New Roman" w:hAnsi="Times New Roman"/>
-        </w:rPr>
-        <w:t>Punkt 5</w:t>
-      </w:r>
-    </w:p>
-    <w:p>
-      <w:pPr>
-        <w:jc w:val="left"/>
-      </w:pPr>
-      <w:r>
-        <w:t>Im Gespräch mit Leonie Rottkamp, Bertram Kiendl und Jasper Rodenwald wurde deutlich, dass die Produktlinie nicht mit einer einzigen rechtlichen Schublade erfasst werden kann. Die Vellbruck Robotics GmbH liefert Hardware, Steuerungssoftware, Cloudfunktionen, Wartung und gelegentlich eine kundenspezifische Parametrisierung. Beim Betreiber Münchner Feinlogistik GmbH wurden Schutzfelder verändert, ohne dass klar ist, ob dies vom Admin-Panel gedeckt oder nur technisch möglich war. Der Pflegepilot im St.-Ludgerus-Klinikum München-Sendling verschärft die Lage, weil dort Sensorik, vulnerable Personen und medizinische Nähe zusammentreffen.</w:t>
-      </w:r>
-    </w:p>
-    <w:p>
-      <w:pPr>
-        <w:jc w:val="left"/>
-      </w:pPr>
-      <w:r>
-        <w:t>Für die anwaltliche Bearbeitung sollte zu diesem Punkt eine Belegspur angelegt werden: Dokument, Version, Datum, Verfasser, technische Quelle, rechtliche Relevanz und offene Rückfrage. Besonders gefährlich sind Formulierungen wie „selbstlernend“, „voll autonom“, „MDR-ready“, „sicher ohne Schutzzaun“ oder „keine personenbezogenen Daten“, wenn die technische Dokumentation das nicht trägt.</w:t>
-      </w:r>
-    </w:p>
-    <w:p>
-      <w:pPr>
-        <w:pStyle w:val="Heading3"/>
-      </w:pPr>
-      <w:r>
-        <w:rPr>
-          <w:rFonts w:ascii="Times New Roman" w:hAnsi="Times New Roman"/>
-        </w:rPr>
-        <w:t>Punkt 6</w:t>
-      </w:r>
-    </w:p>
-    <w:p>
-      <w:pPr>
-        <w:jc w:val="left"/>
-      </w:pPr>
-      <w:r>
-        <w:t>Im Gespräch mit Leonie Rottkamp, Bertram Kiendl und Jasper Rodenwald wurde deutlich, dass die Produktlinie nicht mit einer einzigen rechtlichen Schublade erfasst werden kann. Die Vellbruck Robotics GmbH liefert Hardware, Steuerungssoftware, Cloudfunktionen, Wartung und gelegentlich eine kundenspezifische Parametrisierung. Beim Betreiber Münchner Feinlogistik GmbH wurden Schutzfelder verändert, ohne dass klar ist, ob dies vom Admin-Panel gedeckt oder nur technisch möglich war. Der Pflegepilot im St.-Ludgerus-Klinikum München-Sendling verschärft die Lage, weil dort Sensorik, vulnerable Personen und medizinische Nähe zusammentreffen.</w:t>
-      </w:r>
-    </w:p>
-    <w:p>
-      <w:pPr>
-        <w:jc w:val="left"/>
-      </w:pPr>
-      <w:r>
-        <w:t>Für die anwaltliche Bearbeitung sollte zu diesem Punkt eine Belegspur angelegt werden: Dokument, Version, Datum, Verfasser, technische Quelle, rechtliche Relevanz und offene Rückfrage. Besonders gefährlich sind Formulierungen wie „selbstlernend“, „voll autonom“, „MDR-ready“, „sicher ohne Schutzzaun“ oder „keine personenbezogenen Daten“, wenn die technische Dokumentation das nicht trägt.</w:t>
-      </w:r>
-    </w:p>
-    <w:p>
-      <w:pPr>
-        <w:pStyle w:val="Heading3"/>
-      </w:pPr>
-      <w:r>
-        <w:rPr>
-          <w:rFonts w:ascii="Times New Roman" w:hAnsi="Times New Roman"/>
-        </w:rPr>
-        <w:t>Punkt 7</w:t>
-      </w:r>
-    </w:p>
-    <w:p>
-      <w:pPr>
-        <w:jc w:val="left"/>
-      </w:pPr>
-      <w:r>
-        <w:t>Im Gespräch mit Leonie Rottkamp, Bertram Kiendl und Jasper Rodenwald wurde deutlich, dass die Produktlinie nicht mit einer einzigen rechtlichen Schublade erfasst werden kann. Die Vellbruck Robotics GmbH liefert Hardware, Steuerungssoftware, Cloudfunktionen, Wartung und gelegentlich eine kundenspezifische Parametrisierung. Beim Betreiber Münchner Feinlogistik GmbH wurden Schutzfelder verändert, ohne dass klar ist, ob dies vom Admin-Panel gedeckt oder nur technisch möglich war. Der Pflegepilot im St.-Ludgerus-Klinikum München-Sendling verschärft die Lage, weil dort Sensorik, vulnerable Personen und medizinische Nähe zusammentreffen.</w:t>
-      </w:r>
-    </w:p>
-    <w:p>
-      <w:pPr>
-        <w:jc w:val="left"/>
-      </w:pPr>
-      <w:r>
-        <w:t>Für die anwaltliche Bearbeitung sollte zu diesem Punkt eine Belegspur angelegt werden: Dokument, Version, Datum, Verfasser, technische Quelle, rechtliche Relevanz und offene Rückfrage. Besonders gefährlich sind Formulierungen wie „selbstlernend“, „voll autonom“, „MDR-ready“, „sicher ohne Schutzzaun“ oder „keine personenbezogenen Daten“, wenn die technische Dokumentation das nicht trägt.</w:t>
+        <w:t>Die Notfallspur wird mit der SLA-Zusage aus dem Betreibervertrag harmonisiert; ihre erste Anwendung wird als Übung am Fall VR-884 dokumentiert.</w:t>
       </w:r>
     </w:p>
     <w:p>
@@ -352,7 +177,7 @@
         <w:pStyle w:val="ListBullet"/>
       </w:pPr>
       <w:r>
-        <w:t>Welche Firmware war am Unfalltag tatsächlich aktiv?</w:t>
+        <w:t>Deckt das neue Threat Model alle Events des 27.05.2026 ab?</w:t>
       </w:r>
     </w:p>
     <w:p>
@@ -360,7 +185,7 @@
         <w:pStyle w:val="ListBullet"/>
       </w:pPr>
       <w:r>
-        <w:t>Welche Zweckbestimmung steht in der final ausgelieferten Anleitung?</w:t>
+        <w:t>Wer gehört verbindlich zum Response-Team?</w:t>
       </w:r>
     </w:p>
     <w:p>
@@ -368,23 +193,7 @@
         <w:pStyle w:val="ListBullet"/>
       </w:pPr>
       <w:r>
-        <w:t>Welche Schutzfeldänderungen waren technisch möglich und vertraglich erlaubt?</w:t>
-      </w:r>
-    </w:p>
-    <w:p>
-      <w:pPr>
-        <w:pStyle w:val="ListBullet"/>
-      </w:pPr>
-      <w:r>
-        <w:t>Welche personenbezogenen Daten werden lokal, in der Cloud und in Supporttickets verarbeitet?</w:t>
-      </w:r>
-    </w:p>
-    <w:p>
-      <w:pPr>
-        <w:pStyle w:val="ListBullet"/>
-      </w:pPr>
-      <w:r>
-        <w:t>Welche Aussagen wurden gegenüber Kunden, Behörde und Versicherer bereits gemacht?</w:t>
+        <w:t>Wie schnell kann die Notfallspur tatsächlich ausliefern?</w:t>
       </w:r>
     </w:p>
     <w:sectPr>
